--- a/app/BL_Credit_Optimiser_Spec.docx
+++ b/app/BL_Credit_Optimiser_Spec.docx
@@ -74,7 +74,7 @@
           <w:sz w:val="22"/>
           <w:szCs w:val="22"/>
         </w:rPr>
-        <w:t xml:space="preserve">Version 1.0  |  March 2026</w:t>
+        <w:t xml:space="preserve">Version 1.0  |  March 2026  |  Scope note added August 2026</w:t>
       </w:r>
     </w:p>
     <w:p>
@@ -92,6 +92,21 @@
           <w:szCs w:val="20"/>
         </w:rPr>
         <w:t xml:space="preserve">CONFIDENTIAL</w:t>
+      </w:r>
+    </w:p>
+    <w:p>
+      <w:pPr>
+        <w:spacing w:after="160"/>
+      </w:pPr>
+      <w:r>
+        <w:rPr>
+          <w:i/>
+          <w:rFonts w:ascii="Arial" w:cs="Arial" w:eastAsia="Arial" w:hAnsi="Arial"/>
+          <w:color w:val="333333"/>
+          <w:sz w:val="22"/>
+          <w:szCs w:val="22"/>
+        </w:rPr>
+        <w:t xml:space="preserve">Scope note, August 2026: this is a specification, not a description of the deployed system. It states the intended production design for the credit engine — institutional data feeds, a commercial QP solver, a Monte Carlo risk engine — and the shipped application implements a subset of it in the browser, alongside an S&amp;P 500 equity universe this document does not cover. For what actually runs, see the Technical Documentation and the repository README. Sections 7 and 8 in particular describe the target architecture rather than the current one.</w:t>
       </w:r>
     </w:p>
     <w:p>
